--- a/Docs/Evidencias/GA5_EVIDENCIAS_Y_JUSTIFICACION.docx
+++ b/Docs/Evidencias/GA5_EVIDENCIAS_Y_JUSTIFICACION.docx
@@ -98,10 +98,18 @@
     <w:p>
       <w:r>
         <w:rPr>
+          <w:b/>
           <w:i/>
           <w:color w:val="555555"/>
         </w:rPr>
-        <w:t>**Tesis de obligatoriedad:** las cuatro evidencias forman una cadena de</w:t>
+        <w:t>Tesis de obligatoriedad:</w:t>
+      </w:r>
+      <w:r>
+        <w:rPr>
+          <w:i/>
+          <w:color w:val="555555"/>
+        </w:rPr>
+        <w:t xml:space="preserve"> las cuatro evidencias forman una cadena de</w:t>
       </w:r>
     </w:p>
     <w:p>
@@ -323,6 +331,10 @@
           </w:tcPr>
           <w:p>
             <w:r>
+              <w:rPr>
+                <w:b/>
+                <w:sz w:val="18"/>
+              </w:rPr>
               <w:t>Requerimiento</w:t>
             </w:r>
           </w:p>
@@ -333,6 +345,10 @@
           </w:tcPr>
           <w:p>
             <w:r>
+              <w:rPr>
+                <w:b/>
+                <w:sz w:val="18"/>
+              </w:rPr>
               <w:t>Cómo lo cumple el proyecto</w:t>
             </w:r>
           </w:p>
@@ -343,6 +359,10 @@
           </w:tcPr>
           <w:p>
             <w:r>
+              <w:rPr>
+                <w:b/>
+                <w:sz w:val="18"/>
+              </w:rPr>
               <w:t>Artefacto</w:t>
             </w:r>
           </w:p>
@@ -355,6 +375,9 @@
           </w:tcPr>
           <w:p>
             <w:r>
+              <w:rPr>
+                <w:sz w:val="18"/>
+              </w:rPr>
               <w:t>Máximo 4 escenas</w:t>
             </w:r>
           </w:p>
@@ -365,7 +388,23 @@
           </w:tcPr>
           <w:p>
             <w:r>
-              <w:t>El prototipo tiene exactamente **4 escenas**: menú, selección de piloto, gameplay y resultados, registradas en Build Settings.</w:t>
+              <w:rPr>
+                <w:sz w:val="18"/>
+              </w:rPr>
+              <w:t xml:space="preserve">El prototipo tiene exactamente </w:t>
+            </w:r>
+            <w:r>
+              <w:rPr>
+                <w:b/>
+                <w:sz w:val="18"/>
+              </w:rPr>
+              <w:t>4 escenas</w:t>
+            </w:r>
+            <w:r>
+              <w:rPr>
+                <w:sz w:val="18"/>
+              </w:rPr>
+              <w:t>: menú, selección de piloto, gameplay y resultados, registradas en Build Settings.</w:t>
             </w:r>
           </w:p>
         </w:tc>
@@ -375,7 +414,50 @@
           </w:tcPr>
           <w:p>
             <w:r>
-              <w:t>`Assets/Scenes/00_MainMenu.unity`, `01_CharacterSelect.unity`, `02_Gameplay.unity`, `03_Results.unity`</w:t>
+              <w:rPr>
+                <w:rFonts w:ascii="Consolas" w:hAnsi="Consolas"/>
+                <w:sz w:val="18"/>
+              </w:rPr>
+              <w:t>Assets/Scenes/00_MainMenu.unity</w:t>
+            </w:r>
+            <w:r>
+              <w:rPr>
+                <w:sz w:val="18"/>
+              </w:rPr>
+              <w:t xml:space="preserve">, </w:t>
+            </w:r>
+            <w:r>
+              <w:rPr>
+                <w:rFonts w:ascii="Consolas" w:hAnsi="Consolas"/>
+                <w:sz w:val="18"/>
+              </w:rPr>
+              <w:t>01_CharacterSelect.unity</w:t>
+            </w:r>
+            <w:r>
+              <w:rPr>
+                <w:sz w:val="18"/>
+              </w:rPr>
+              <w:t xml:space="preserve">, </w:t>
+            </w:r>
+            <w:r>
+              <w:rPr>
+                <w:rFonts w:ascii="Consolas" w:hAnsi="Consolas"/>
+                <w:sz w:val="18"/>
+              </w:rPr>
+              <w:t>02_Gameplay.unity</w:t>
+            </w:r>
+            <w:r>
+              <w:rPr>
+                <w:sz w:val="18"/>
+              </w:rPr>
+              <w:t xml:space="preserve">, </w:t>
+            </w:r>
+            <w:r>
+              <w:rPr>
+                <w:rFonts w:ascii="Consolas" w:hAnsi="Consolas"/>
+                <w:sz w:val="18"/>
+              </w:rPr>
+              <w:t>03_Results.unity</w:t>
             </w:r>
           </w:p>
         </w:tc>
@@ -387,6 +469,9 @@
           </w:tcPr>
           <w:p>
             <w:r>
+              <w:rPr>
+                <w:sz w:val="18"/>
+              </w:rPr>
               <w:t>Esquemas visuales y mecánicas básicas</w:t>
             </w:r>
           </w:p>
@@ -397,6 +482,9 @@
           </w:tcPr>
           <w:p>
             <w:r>
+              <w:rPr>
+                <w:sz w:val="18"/>
+              </w:rPr>
               <w:t>UI Canvas+TMP, escenario 3D neón, 4 modos, combate, audio reactivo y checkpoints.</w:t>
             </w:r>
           </w:p>
@@ -407,7 +495,50 @@
           </w:tcPr>
           <w:p>
             <w:r>
-              <w:t>`Assets/Scripts/UI/*`, `Core/*`, `Audio/*`, `Combat/*`</w:t>
+              <w:rPr>
+                <w:rFonts w:ascii="Consolas" w:hAnsi="Consolas"/>
+                <w:sz w:val="18"/>
+              </w:rPr>
+              <w:t>Assets/Scripts/UI/*</w:t>
+            </w:r>
+            <w:r>
+              <w:rPr>
+                <w:sz w:val="18"/>
+              </w:rPr>
+              <w:t xml:space="preserve">, </w:t>
+            </w:r>
+            <w:r>
+              <w:rPr>
+                <w:rFonts w:ascii="Consolas" w:hAnsi="Consolas"/>
+                <w:sz w:val="18"/>
+              </w:rPr>
+              <w:t>Core/*</w:t>
+            </w:r>
+            <w:r>
+              <w:rPr>
+                <w:sz w:val="18"/>
+              </w:rPr>
+              <w:t xml:space="preserve">, </w:t>
+            </w:r>
+            <w:r>
+              <w:rPr>
+                <w:rFonts w:ascii="Consolas" w:hAnsi="Consolas"/>
+                <w:sz w:val="18"/>
+              </w:rPr>
+              <w:t>Audio/*</w:t>
+            </w:r>
+            <w:r>
+              <w:rPr>
+                <w:sz w:val="18"/>
+              </w:rPr>
+              <w:t xml:space="preserve">, </w:t>
+            </w:r>
+            <w:r>
+              <w:rPr>
+                <w:rFonts w:ascii="Consolas" w:hAnsi="Consolas"/>
+                <w:sz w:val="18"/>
+              </w:rPr>
+              <w:t>Combat/*</w:t>
             </w:r>
           </w:p>
         </w:tc>
@@ -419,6 +550,9 @@
           </w:tcPr>
           <w:p>
             <w:r>
+              <w:rPr>
+                <w:sz w:val="18"/>
+              </w:rPr>
               <w:t>5 usuarios reales</w:t>
             </w:r>
           </w:p>
@@ -429,6 +563,9 @@
           </w:tcPr>
           <w:p>
             <w:r>
+              <w:rPr>
+                <w:sz w:val="18"/>
+              </w:rPr>
               <w:t>Guía paso a paso para compartir la build y recoger respuestas.</w:t>
             </w:r>
           </w:p>
@@ -439,7 +576,11 @@
           </w:tcPr>
           <w:p>
             <w:r>
-              <w:t>`Docs/Evidencias/Guia_5_Usuarios.md`</w:t>
+              <w:rPr>
+                <w:rFonts w:ascii="Consolas" w:hAnsi="Consolas"/>
+                <w:sz w:val="18"/>
+              </w:rPr>
+              <w:t>Docs/Evidencias/Guia_5_Usuarios.md</w:t>
             </w:r>
           </w:p>
         </w:tc>
@@ -451,6 +592,9 @@
           </w:tcPr>
           <w:p>
             <w:r>
+              <w:rPr>
+                <w:sz w:val="18"/>
+              </w:rPr>
               <w:t>Cuestionario de los 6 aspectos</w:t>
             </w:r>
           </w:p>
@@ -461,6 +605,9 @@
           </w:tcPr>
           <w:p>
             <w:r>
+              <w:rPr>
+                <w:sz w:val="18"/>
+              </w:rPr>
               <w:t>10 preguntas que cubren estructura, interfaces, interactividad, concepto gráfico, niveles y mecánicas + 1 abierta.</w:t>
             </w:r>
           </w:p>
@@ -471,7 +618,11 @@
           </w:tcPr>
           <w:p>
             <w:r>
-              <w:t>`Docs/Evidencias/GA5-AA1-EV01_Cuestionario.md`</w:t>
+              <w:rPr>
+                <w:rFonts w:ascii="Consolas" w:hAnsi="Consolas"/>
+                <w:sz w:val="18"/>
+              </w:rPr>
+              <w:t>Docs/Evidencias/GA5-AA1-EV01_Cuestionario.md</w:t>
             </w:r>
           </w:p>
         </w:tc>
@@ -483,6 +634,9 @@
           </w:tcPr>
           <w:p>
             <w:r>
+              <w:rPr>
+                <w:sz w:val="18"/>
+              </w:rPr>
               <w:t>Nombre y objetivo</w:t>
             </w:r>
           </w:p>
@@ -493,6 +647,9 @@
           </w:tcPr>
           <w:p>
             <w:r>
+              <w:rPr>
+                <w:sz w:val="18"/>
+              </w:rPr>
               <w:t>"Prueba de funcionalidad y experiencia del prototipo NitroRhythm" con objetivo explícito.</w:t>
             </w:r>
           </w:p>
@@ -503,6 +660,9 @@
           </w:tcPr>
           <w:p>
             <w:r>
+              <w:rPr>
+                <w:sz w:val="18"/>
+              </w:rPr>
               <w:t>Ídem</w:t>
             </w:r>
           </w:p>
@@ -515,6 +675,9 @@
           </w:tcPr>
           <w:p>
             <w:r>
+              <w:rPr>
+                <w:sz w:val="18"/>
+              </w:rPr>
               <w:t>Herramienta gratuita con analítica</w:t>
             </w:r>
           </w:p>
@@ -525,7 +688,23 @@
           </w:tcPr>
           <w:p>
             <w:r>
-              <w:t>Instrucciones para Google Forms + **script local** que genera CSV y gráficos.</w:t>
+              <w:rPr>
+                <w:sz w:val="18"/>
+              </w:rPr>
+              <w:t xml:space="preserve">Instrucciones para Google Forms + </w:t>
+            </w:r>
+            <w:r>
+              <w:rPr>
+                <w:b/>
+                <w:sz w:val="18"/>
+              </w:rPr>
+              <w:t>script local</w:t>
+            </w:r>
+            <w:r>
+              <w:rPr>
+                <w:sz w:val="18"/>
+              </w:rPr>
+              <w:t xml:space="preserve"> que genera CSV y gráficos.</w:t>
             </w:r>
           </w:p>
         </w:tc>
@@ -535,7 +714,24 @@
           </w:tcPr>
           <w:p>
             <w:r>
-              <w:t>`Docs/Tools/docs/generate_analytics.py`, `Docs/Analitica/`</w:t>
+              <w:rPr>
+                <w:rFonts w:ascii="Consolas" w:hAnsi="Consolas"/>
+                <w:sz w:val="18"/>
+              </w:rPr>
+              <w:t>Docs/Tools/docs/generate_analytics.py</w:t>
+            </w:r>
+            <w:r>
+              <w:rPr>
+                <w:sz w:val="18"/>
+              </w:rPr>
+              <w:t xml:space="preserve">, </w:t>
+            </w:r>
+            <w:r>
+              <w:rPr>
+                <w:rFonts w:ascii="Consolas" w:hAnsi="Consolas"/>
+                <w:sz w:val="18"/>
+              </w:rPr>
+              <w:t>Docs/Analitica/</w:t>
             </w:r>
           </w:p>
         </w:tc>
@@ -547,6 +743,9 @@
           </w:tcPr>
           <w:p>
             <w:r>
+              <w:rPr>
+                <w:sz w:val="18"/>
+              </w:rPr>
               <w:t>Enviar enlace</w:t>
             </w:r>
           </w:p>
@@ -557,6 +756,9 @@
           </w:tcPr>
           <w:p>
             <w:r>
+              <w:rPr>
+                <w:sz w:val="18"/>
+              </w:rPr>
               <w:t>La build está publicada y compartible (Release + guía de hosting).</w:t>
             </w:r>
           </w:p>
@@ -567,7 +769,11 @@
           </w:tcPr>
           <w:p>
             <w:r>
-              <w:t>`Releases/v1.0-prototype`</w:t>
+              <w:rPr>
+                <w:rFonts w:ascii="Consolas" w:hAnsi="Consolas"/>
+                <w:sz w:val="18"/>
+              </w:rPr>
+              <w:t>Releases/v1.0-prototype</w:t>
             </w:r>
           </w:p>
         </w:tc>
@@ -773,6 +979,10 @@
           </w:tcPr>
           <w:p>
             <w:r>
+              <w:rPr>
+                <w:b/>
+                <w:sz w:val="18"/>
+              </w:rPr>
               <w:t>Requerimiento</w:t>
             </w:r>
           </w:p>
@@ -783,6 +993,10 @@
           </w:tcPr>
           <w:p>
             <w:r>
+              <w:rPr>
+                <w:b/>
+                <w:sz w:val="18"/>
+              </w:rPr>
               <w:t>Cómo lo cumple el proyecto</w:t>
             </w:r>
           </w:p>
@@ -793,6 +1007,10 @@
           </w:tcPr>
           <w:p>
             <w:r>
+              <w:rPr>
+                <w:b/>
+                <w:sz w:val="18"/>
+              </w:rPr>
               <w:t>Artefacto</w:t>
             </w:r>
           </w:p>
@@ -805,6 +1023,9 @@
           </w:tcPr>
           <w:p>
             <w:r>
+              <w:rPr>
+                <w:sz w:val="18"/>
+              </w:rPr>
               <w:t>Interpretar analítica y clasificar hallazgos</w:t>
             </w:r>
           </w:p>
@@ -815,6 +1036,9 @@
           </w:tcPr>
           <w:p>
             <w:r>
+              <w:rPr>
+                <w:sz w:val="18"/>
+              </w:rPr>
               <w:t>Informe con promedio por pregunta y clasificación (Fortaleza ≥ 4.0, Aceptable 3.0–3.9, etc.).</w:t>
             </w:r>
           </w:p>
@@ -825,7 +1049,11 @@
           </w:tcPr>
           <w:p>
             <w:r>
-              <w:t>`Docs/Evidencias/GA5-AA2-EV01_Informe_Hallazgos.md`</w:t>
+              <w:rPr>
+                <w:rFonts w:ascii="Consolas" w:hAnsi="Consolas"/>
+                <w:sz w:val="18"/>
+              </w:rPr>
+              <w:t>Docs/Evidencias/GA5-AA2-EV01_Informe_Hallazgos.md</w:t>
             </w:r>
           </w:p>
         </w:tc>
@@ -837,6 +1065,9 @@
           </w:tcPr>
           <w:p>
             <w:r>
+              <w:rPr>
+                <w:sz w:val="18"/>
+              </w:rPr>
               <w:t>Portada, índice, referencias</w:t>
             </w:r>
           </w:p>
@@ -847,6 +1078,9 @@
           </w:tcPr>
           <w:p>
             <w:r>
+              <w:rPr>
+                <w:sz w:val="18"/>
+              </w:rPr>
               <w:t>El informe incluye portada, tabla de contenido y referencias APA.</w:t>
             </w:r>
           </w:p>
@@ -857,7 +1091,36 @@
           </w:tcPr>
           <w:p>
             <w:r>
-              <w:t>Ídem (`.docx`/`.pdf`)</w:t>
+              <w:rPr>
+                <w:sz w:val="18"/>
+              </w:rPr>
+              <w:t>Ídem (</w:t>
+            </w:r>
+            <w:r>
+              <w:rPr>
+                <w:rFonts w:ascii="Consolas" w:hAnsi="Consolas"/>
+                <w:sz w:val="18"/>
+              </w:rPr>
+              <w:t>.docx</w:t>
+            </w:r>
+            <w:r>
+              <w:rPr>
+                <w:sz w:val="18"/>
+              </w:rPr>
+              <w:t>/</w:t>
+            </w:r>
+            <w:r>
+              <w:rPr>
+                <w:rFonts w:ascii="Consolas" w:hAnsi="Consolas"/>
+                <w:sz w:val="18"/>
+              </w:rPr>
+              <w:t>.pdf</w:t>
+            </w:r>
+            <w:r>
+              <w:rPr>
+                <w:sz w:val="18"/>
+              </w:rPr>
+              <w:t>)</w:t>
             </w:r>
           </w:p>
         </w:tc>
@@ -869,6 +1132,9 @@
           </w:tcPr>
           <w:p>
             <w:r>
+              <w:rPr>
+                <w:sz w:val="18"/>
+              </w:rPr>
               <w:t>Introducción</w:t>
             </w:r>
           </w:p>
@@ -879,6 +1145,9 @@
           </w:tcPr>
           <w:p>
             <w:r>
+              <w:rPr>
+                <w:sz w:val="18"/>
+              </w:rPr>
               <w:t>Sección que explica por qué documentar hallazgos mejora el producto.</w:t>
             </w:r>
           </w:p>
@@ -889,6 +1158,9 @@
           </w:tcPr>
           <w:p>
             <w:r>
+              <w:rPr>
+                <w:sz w:val="18"/>
+              </w:rPr>
               <w:t>Ídem</w:t>
             </w:r>
           </w:p>
@@ -901,6 +1173,9 @@
           </w:tcPr>
           <w:p>
             <w:r>
+              <w:rPr>
+                <w:sz w:val="18"/>
+              </w:rPr>
               <w:t>Anexo de analítica</w:t>
             </w:r>
           </w:p>
@@ -911,6 +1186,9 @@
           </w:tcPr>
           <w:p>
             <w:r>
+              <w:rPr>
+                <w:sz w:val="18"/>
+              </w:rPr>
               <w:t>Enlaza los gráficos y el CSV generados.</w:t>
             </w:r>
           </w:p>
@@ -921,7 +1199,37 @@
           </w:tcPr>
           <w:p>
             <w:r>
-              <w:t>`Docs/Analitica/analitica_preguntas.png`, `analitica_usuarios.png`, `respuestas.csv`</w:t>
+              <w:rPr>
+                <w:rFonts w:ascii="Consolas" w:hAnsi="Consolas"/>
+                <w:sz w:val="18"/>
+              </w:rPr>
+              <w:t>Docs/Analitica/analitica_preguntas.png</w:t>
+            </w:r>
+            <w:r>
+              <w:rPr>
+                <w:sz w:val="18"/>
+              </w:rPr>
+              <w:t xml:space="preserve">, </w:t>
+            </w:r>
+            <w:r>
+              <w:rPr>
+                <w:rFonts w:ascii="Consolas" w:hAnsi="Consolas"/>
+                <w:sz w:val="18"/>
+              </w:rPr>
+              <w:t>analitica_usuarios.png</w:t>
+            </w:r>
+            <w:r>
+              <w:rPr>
+                <w:sz w:val="18"/>
+              </w:rPr>
+              <w:t xml:space="preserve">, </w:t>
+            </w:r>
+            <w:r>
+              <w:rPr>
+                <w:rFonts w:ascii="Consolas" w:hAnsi="Consolas"/>
+                <w:sz w:val="18"/>
+              </w:rPr>
+              <w:t>respuestas.csv</w:t>
             </w:r>
           </w:p>
         </w:tc>
@@ -933,6 +1241,9 @@
           </w:tcPr>
           <w:p>
             <w:r>
+              <w:rPr>
+                <w:sz w:val="18"/>
+              </w:rPr>
               <w:t>Análisis por pregunta</w:t>
             </w:r>
           </w:p>
@@ -943,6 +1254,9 @@
           </w:tcPr>
           <w:p>
             <w:r>
+              <w:rPr>
+                <w:sz w:val="18"/>
+              </w:rPr>
               <w:t>Las 10 preguntas analizadas una por una (P1…P10) con su interpretación.</w:t>
             </w:r>
           </w:p>
@@ -953,6 +1267,9 @@
           </w:tcPr>
           <w:p>
             <w:r>
+              <w:rPr>
+                <w:sz w:val="18"/>
+              </w:rPr>
               <w:t>Ídem</w:t>
             </w:r>
           </w:p>
@@ -965,6 +1282,9 @@
           </w:tcPr>
           <w:p>
             <w:r>
+              <w:rPr>
+                <w:sz w:val="18"/>
+              </w:rPr>
               <w:t>Conclusiones y mejoras</w:t>
             </w:r>
           </w:p>
@@ -975,6 +1295,9 @@
           </w:tcPr>
           <w:p>
             <w:r>
+              <w:rPr>
+                <w:sz w:val="18"/>
+              </w:rPr>
               <w:t>Fortalezas y mejoras priorizadas (P4 HUD, P9 progresión, P6 feedback).</w:t>
             </w:r>
           </w:p>
@@ -985,6 +1308,9 @@
           </w:tcPr>
           <w:p>
             <w:r>
+              <w:rPr>
+                <w:sz w:val="18"/>
+              </w:rPr>
               <w:t>Ídem</w:t>
             </w:r>
           </w:p>
@@ -1236,6 +1562,10 @@
           </w:tcPr>
           <w:p>
             <w:r>
+              <w:rPr>
+                <w:b/>
+                <w:sz w:val="18"/>
+              </w:rPr>
               <w:t>Requerimiento</w:t>
             </w:r>
           </w:p>
@@ -1246,6 +1576,10 @@
           </w:tcPr>
           <w:p>
             <w:r>
+              <w:rPr>
+                <w:b/>
+                <w:sz w:val="18"/>
+              </w:rPr>
               <w:t>Cómo lo cumple el proyecto</w:t>
             </w:r>
           </w:p>
@@ -1256,6 +1590,10 @@
           </w:tcPr>
           <w:p>
             <w:r>
+              <w:rPr>
+                <w:b/>
+                <w:sz w:val="18"/>
+              </w:rPr>
               <w:t>Artefacto</w:t>
             </w:r>
           </w:p>
@@ -1268,6 +1606,9 @@
           </w:tcPr>
           <w:p>
             <w:r>
+              <w:rPr>
+                <w:sz w:val="18"/>
+              </w:rPr>
               <w:t>Capturas "antes"</w:t>
             </w:r>
           </w:p>
@@ -1278,7 +1619,10 @@
           </w:tcPr>
           <w:p>
             <w:r>
-              <w:t>Herramienta de captura incluida; carpeta preparada.</w:t>
+              <w:rPr>
+                <w:sz w:val="18"/>
+              </w:rPr>
+              <w:t>Capturas del estado previo (HUD original, selección de personajes, pilotos desalineados).</w:t>
             </w:r>
           </w:p>
         </w:tc>
@@ -1288,7 +1632,24 @@
           </w:tcPr>
           <w:p>
             <w:r>
-              <w:t>`Docs/Capturas/Antes/`, `Assets/Editor/EvidenceCaptureTool.cs`</w:t>
+              <w:rPr>
+                <w:rFonts w:ascii="Consolas" w:hAnsi="Consolas"/>
+                <w:sz w:val="18"/>
+              </w:rPr>
+              <w:t>Docs/Capturas/Antes/</w:t>
+            </w:r>
+            <w:r>
+              <w:rPr>
+                <w:sz w:val="18"/>
+              </w:rPr>
+              <w:t xml:space="preserve">, </w:t>
+            </w:r>
+            <w:r>
+              <w:rPr>
+                <w:rFonts w:ascii="Consolas" w:hAnsi="Consolas"/>
+                <w:sz w:val="18"/>
+              </w:rPr>
+              <w:t>Assets/Editor/EvidenceCaptureTool.cs</w:t>
             </w:r>
           </w:p>
         </w:tc>
@@ -1300,6 +1661,9 @@
           </w:tcPr>
           <w:p>
             <w:r>
+              <w:rPr>
+                <w:sz w:val="18"/>
+              </w:rPr>
               <w:t>Lista ordenada de cambios</w:t>
             </w:r>
           </w:p>
@@ -1310,6 +1674,9 @@
           </w:tcPr>
           <w:p>
             <w:r>
+              <w:rPr>
+                <w:sz w:val="18"/>
+              </w:rPr>
               <w:t>Registro con prioridad Alta/Media/Baja y su afectación.</w:t>
             </w:r>
           </w:p>
@@ -1320,7 +1687,11 @@
           </w:tcPr>
           <w:p>
             <w:r>
-              <w:t>`Docs/Evidencias/GA5-AA3-EV01_Registro_Cambios.md`</w:t>
+              <w:rPr>
+                <w:rFonts w:ascii="Consolas" w:hAnsi="Consolas"/>
+                <w:sz w:val="18"/>
+              </w:rPr>
+              <w:t>Docs/Evidencias/GA5-AA3-EV01_Registro_Cambios.md</w:t>
             </w:r>
           </w:p>
         </w:tc>
@@ -1332,6 +1703,9 @@
           </w:tcPr>
           <w:p>
             <w:r>
+              <w:rPr>
+                <w:sz w:val="18"/>
+              </w:rPr>
               <w:t>Implementar en Editor</w:t>
             </w:r>
           </w:p>
@@ -1342,6 +1716,9 @@
           </w:tcPr>
           <w:p>
             <w:r>
+              <w:rPr>
+                <w:sz w:val="18"/>
+              </w:rPr>
               <w:t>Los ajustes se aplican en los scripts y escenas del proyecto.</w:t>
             </w:r>
           </w:p>
@@ -1352,7 +1729,24 @@
           </w:tcPr>
           <w:p>
             <w:r>
-              <w:t>`Assets/Scripts/*`, `Assets/Scenes/*`</w:t>
+              <w:rPr>
+                <w:rFonts w:ascii="Consolas" w:hAnsi="Consolas"/>
+                <w:sz w:val="18"/>
+              </w:rPr>
+              <w:t>Assets/Scripts/*</w:t>
+            </w:r>
+            <w:r>
+              <w:rPr>
+                <w:sz w:val="18"/>
+              </w:rPr>
+              <w:t xml:space="preserve">, </w:t>
+            </w:r>
+            <w:r>
+              <w:rPr>
+                <w:rFonts w:ascii="Consolas" w:hAnsi="Consolas"/>
+                <w:sz w:val="18"/>
+              </w:rPr>
+              <w:t>Assets/Scenes/*</w:t>
             </w:r>
           </w:p>
         </w:tc>
@@ -1364,6 +1758,9 @@
           </w:tcPr>
           <w:p>
             <w:r>
+              <w:rPr>
+                <w:sz w:val="18"/>
+              </w:rPr>
               <w:t>Verificar en Play</w:t>
             </w:r>
           </w:p>
@@ -1374,7 +1771,10 @@
           </w:tcPr>
           <w:p>
             <w:r>
-              <w:t>14 pruebas automatizadas (10 PlayMode + 4 EditMode) en verde.</w:t>
+              <w:rPr>
+                <w:sz w:val="18"/>
+              </w:rPr>
+              <w:t>40 pruebas automatizadas (36 PlayMode + 4 EditMode) en verde.</w:t>
             </w:r>
           </w:p>
         </w:tc>
@@ -1384,7 +1784,24 @@
           </w:tcPr>
           <w:p>
             <w:r>
-              <w:t>`Assets/Tests/`, `Logs/test_results_*.xml`</w:t>
+              <w:rPr>
+                <w:rFonts w:ascii="Consolas" w:hAnsi="Consolas"/>
+                <w:sz w:val="18"/>
+              </w:rPr>
+              <w:t>Assets/Tests/</w:t>
+            </w:r>
+            <w:r>
+              <w:rPr>
+                <w:sz w:val="18"/>
+              </w:rPr>
+              <w:t xml:space="preserve">, </w:t>
+            </w:r>
+            <w:r>
+              <w:rPr>
+                <w:rFonts w:ascii="Consolas" w:hAnsi="Consolas"/>
+                <w:sz w:val="18"/>
+              </w:rPr>
+              <w:t>Docs/Evidencias/RESULTADO_PRUEBAS.md</w:t>
             </w:r>
           </w:p>
         </w:tc>
@@ -1396,6 +1813,9 @@
           </w:tcPr>
           <w:p>
             <w:r>
+              <w:rPr>
+                <w:sz w:val="18"/>
+              </w:rPr>
               <w:t>Capturar cada escena</w:t>
             </w:r>
           </w:p>
@@ -1406,6 +1826,9 @@
           </w:tcPr>
           <w:p>
             <w:r>
+              <w:rPr>
+                <w:sz w:val="18"/>
+              </w:rPr>
               <w:t>Capturas del estado final de las 4 escenas.</w:t>
             </w:r>
           </w:p>
@@ -1416,7 +1839,11 @@
           </w:tcPr>
           <w:p>
             <w:r>
-              <w:t>`Docs/Capturas/Despues/`</w:t>
+              <w:rPr>
+                <w:rFonts w:ascii="Consolas" w:hAnsi="Consolas"/>
+                <w:sz w:val="18"/>
+              </w:rPr>
+              <w:t>Docs/Capturas/Despues/</w:t>
             </w:r>
           </w:p>
         </w:tc>
@@ -1428,6 +1855,9 @@
           </w:tcPr>
           <w:p>
             <w:r>
+              <w:rPr>
+                <w:sz w:val="18"/>
+              </w:rPr>
               <w:t>Carpeta con escenas + capturas</w:t>
             </w:r>
           </w:p>
@@ -1438,6 +1868,9 @@
           </w:tcPr>
           <w:p>
             <w:r>
+              <w:rPr>
+                <w:sz w:val="18"/>
+              </w:rPr>
               <w:t>Todo dentro del repositorio.</w:t>
             </w:r>
           </w:p>
@@ -1448,7 +1881,24 @@
           </w:tcPr>
           <w:p>
             <w:r>
-              <w:t>`Assets/Scenes/` + `Docs/Capturas/`</w:t>
+              <w:rPr>
+                <w:rFonts w:ascii="Consolas" w:hAnsi="Consolas"/>
+                <w:sz w:val="18"/>
+              </w:rPr>
+              <w:t>Assets/Scenes/</w:t>
+            </w:r>
+            <w:r>
+              <w:rPr>
+                <w:sz w:val="18"/>
+              </w:rPr>
+              <w:t xml:space="preserve"> + </w:t>
+            </w:r>
+            <w:r>
+              <w:rPr>
+                <w:rFonts w:ascii="Consolas" w:hAnsi="Consolas"/>
+                <w:sz w:val="18"/>
+              </w:rPr>
+              <w:t>Docs/Capturas/</w:t>
             </w:r>
           </w:p>
         </w:tc>
@@ -1460,6 +1910,9 @@
           </w:tcPr>
           <w:p>
             <w:r>
+              <w:rPr>
+                <w:sz w:val="18"/>
+              </w:rPr>
               <w:t>Máximo 4 archivos Unity</w:t>
             </w:r>
           </w:p>
@@ -1470,6 +1923,9 @@
           </w:tcPr>
           <w:p>
             <w:r>
+              <w:rPr>
+                <w:sz w:val="18"/>
+              </w:rPr>
               <w:t>Las 4 escenas ajustadas.</w:t>
             </w:r>
           </w:p>
@@ -1480,7 +1936,50 @@
           </w:tcPr>
           <w:p>
             <w:r>
-              <w:t>`00_MainMenu`, `01_CharacterSelect`, `02_Gameplay`, `03_Results`</w:t>
+              <w:rPr>
+                <w:rFonts w:ascii="Consolas" w:hAnsi="Consolas"/>
+                <w:sz w:val="18"/>
+              </w:rPr>
+              <w:t>00_MainMenu</w:t>
+            </w:r>
+            <w:r>
+              <w:rPr>
+                <w:sz w:val="18"/>
+              </w:rPr>
+              <w:t xml:space="preserve">, </w:t>
+            </w:r>
+            <w:r>
+              <w:rPr>
+                <w:rFonts w:ascii="Consolas" w:hAnsi="Consolas"/>
+                <w:sz w:val="18"/>
+              </w:rPr>
+              <w:t>01_CharacterSelect</w:t>
+            </w:r>
+            <w:r>
+              <w:rPr>
+                <w:sz w:val="18"/>
+              </w:rPr>
+              <w:t xml:space="preserve">, </w:t>
+            </w:r>
+            <w:r>
+              <w:rPr>
+                <w:rFonts w:ascii="Consolas" w:hAnsi="Consolas"/>
+                <w:sz w:val="18"/>
+              </w:rPr>
+              <w:t>02_Gameplay</w:t>
+            </w:r>
+            <w:r>
+              <w:rPr>
+                <w:sz w:val="18"/>
+              </w:rPr>
+              <w:t xml:space="preserve">, </w:t>
+            </w:r>
+            <w:r>
+              <w:rPr>
+                <w:rFonts w:ascii="Consolas" w:hAnsi="Consolas"/>
+                <w:sz w:val="18"/>
+              </w:rPr>
+              <w:t>03_Results</w:t>
             </w:r>
           </w:p>
         </w:tc>
@@ -1719,6 +2218,10 @@
           </w:tcPr>
           <w:p>
             <w:r>
+              <w:rPr>
+                <w:b/>
+                <w:sz w:val="18"/>
+              </w:rPr>
               <w:t>Requerimiento</w:t>
             </w:r>
           </w:p>
@@ -1729,6 +2232,10 @@
           </w:tcPr>
           <w:p>
             <w:r>
+              <w:rPr>
+                <w:b/>
+                <w:sz w:val="18"/>
+              </w:rPr>
               <w:t>Cómo lo cumple el proyecto</w:t>
             </w:r>
           </w:p>
@@ -1739,6 +2246,10 @@
           </w:tcPr>
           <w:p>
             <w:r>
+              <w:rPr>
+                <w:b/>
+                <w:sz w:val="18"/>
+              </w:rPr>
               <w:t>Artefacto</w:t>
             </w:r>
           </w:p>
@@ -1751,6 +2262,9 @@
           </w:tcPr>
           <w:p>
             <w:r>
+              <w:rPr>
+                <w:sz w:val="18"/>
+              </w:rPr>
               <w:t>Capturas antes/después</w:t>
             </w:r>
           </w:p>
@@ -1761,7 +2275,36 @@
           </w:tcPr>
           <w:p>
             <w:r>
-              <w:t>Carpetas `Antes/` y `Despues/` con capturas de las 4 escenas.</w:t>
+              <w:rPr>
+                <w:sz w:val="18"/>
+              </w:rPr>
+              <w:t xml:space="preserve">Carpetas </w:t>
+            </w:r>
+            <w:r>
+              <w:rPr>
+                <w:rFonts w:ascii="Consolas" w:hAnsi="Consolas"/>
+                <w:sz w:val="18"/>
+              </w:rPr>
+              <w:t>Antes/</w:t>
+            </w:r>
+            <w:r>
+              <w:rPr>
+                <w:sz w:val="18"/>
+              </w:rPr>
+              <w:t xml:space="preserve"> y </w:t>
+            </w:r>
+            <w:r>
+              <w:rPr>
+                <w:rFonts w:ascii="Consolas" w:hAnsi="Consolas"/>
+                <w:sz w:val="18"/>
+              </w:rPr>
+              <w:t>Despues/</w:t>
+            </w:r>
+            <w:r>
+              <w:rPr>
+                <w:sz w:val="18"/>
+              </w:rPr>
+              <w:t xml:space="preserve"> con pares comparables (HUD, selección, pilotos) y capturas del juego real.</w:t>
             </w:r>
           </w:p>
         </w:tc>
@@ -1771,7 +2314,11 @@
           </w:tcPr>
           <w:p>
             <w:r>
-              <w:t>`Docs/Capturas/`</w:t>
+              <w:rPr>
+                <w:rFonts w:ascii="Consolas" w:hAnsi="Consolas"/>
+                <w:sz w:val="18"/>
+              </w:rPr>
+              <w:t>Docs/Capturas/</w:t>
             </w:r>
           </w:p>
         </w:tc>
@@ -1783,6 +2330,9 @@
           </w:tcPr>
           <w:p>
             <w:r>
+              <w:rPr>
+                <w:sz w:val="18"/>
+              </w:rPr>
               <w:t>Estructura e interfaces antes/después</w:t>
             </w:r>
           </w:p>
@@ -1793,6 +2343,9 @@
           </w:tcPr>
           <w:p>
             <w:r>
+              <w:rPr>
+                <w:sz w:val="18"/>
+              </w:rPr>
               <w:t>Sección redactada (1 escena OnGUI → 4 escenas Canvas/TMP).</w:t>
             </w:r>
           </w:p>
@@ -1803,7 +2356,11 @@
           </w:tcPr>
           <w:p>
             <w:r>
-              <w:t>`Docs/Evidencias/GA5-AA4-EV01_Infografia_Comparativa.md`</w:t>
+              <w:rPr>
+                <w:rFonts w:ascii="Consolas" w:hAnsi="Consolas"/>
+                <w:sz w:val="18"/>
+              </w:rPr>
+              <w:t>Docs/Evidencias/GA5-AA4-EV01_Infografia_Comparativa.md</w:t>
             </w:r>
           </w:p>
         </w:tc>
@@ -1815,6 +2372,9 @@
           </w:tcPr>
           <w:p>
             <w:r>
+              <w:rPr>
+                <w:sz w:val="18"/>
+              </w:rPr>
               <w:t>Concepto gráfico antes/después</w:t>
             </w:r>
           </w:p>
@@ -1825,6 +2385,9 @@
           </w:tcPr>
           <w:p>
             <w:r>
+              <w:rPr>
+                <w:sz w:val="18"/>
+              </w:rPr>
               <w:t>Primitivas planas → modelos 3D texturizados + post-proceso neón.</w:t>
             </w:r>
           </w:p>
@@ -1835,6 +2398,9 @@
           </w:tcPr>
           <w:p>
             <w:r>
+              <w:rPr>
+                <w:sz w:val="18"/>
+              </w:rPr>
               <w:t>Ídem + capturas</w:t>
             </w:r>
           </w:p>
@@ -1847,6 +2413,9 @@
           </w:tcPr>
           <w:p>
             <w:r>
+              <w:rPr>
+                <w:sz w:val="18"/>
+              </w:rPr>
               <w:t>Niveles y mecánicas antes/después</w:t>
             </w:r>
           </w:p>
@@ -1857,6 +2426,9 @@
           </w:tcPr>
           <w:p>
             <w:r>
+              <w:rPr>
+                <w:sz w:val="18"/>
+              </w:rPr>
               <w:t>Pista gris lineal → 10 dominios, checkpoints, 4 modos, combate.</w:t>
             </w:r>
           </w:p>
@@ -1867,6 +2439,9 @@
           </w:tcPr>
           <w:p>
             <w:r>
+              <w:rPr>
+                <w:sz w:val="18"/>
+              </w:rPr>
               <w:t>Ídem</w:t>
             </w:r>
           </w:p>
@@ -1879,6 +2454,9 @@
           </w:tcPr>
           <w:p>
             <w:r>
+              <w:rPr>
+                <w:sz w:val="18"/>
+              </w:rPr>
               <w:t>Plantilla gratuita</w:t>
             </w:r>
           </w:p>
@@ -1889,6 +2467,9 @@
           </w:tcPr>
           <w:p>
             <w:r>
+              <w:rPr>
+                <w:sz w:val="18"/>
+              </w:rPr>
               <w:t>Instrucciones de montaje en Canva con paleta y pasos.</w:t>
             </w:r>
           </w:p>
@@ -1899,6 +2480,9 @@
           </w:tcPr>
           <w:p>
             <w:r>
+              <w:rPr>
+                <w:sz w:val="18"/>
+              </w:rPr>
               <w:t>Ídem</w:t>
             </w:r>
           </w:p>
@@ -1911,6 +2495,9 @@
           </w:tcPr>
           <w:p>
             <w:r>
+              <w:rPr>
+                <w:sz w:val="18"/>
+              </w:rPr>
               <w:t>Compartir enlace</w:t>
             </w:r>
           </w:p>
@@ -1921,6 +2508,9 @@
           </w:tcPr>
           <w:p>
             <w:r>
+              <w:rPr>
+                <w:sz w:val="18"/>
+              </w:rPr>
               <w:t>Repo público y Release con la build.</w:t>
             </w:r>
           </w:p>
@@ -1931,6 +2521,9 @@
           </w:tcPr>
           <w:p>
             <w:r>
+              <w:rPr>
+                <w:sz w:val="18"/>
+              </w:rPr>
               <w:t>GitHub</w:t>
             </w:r>
           </w:p>
@@ -1995,6 +2588,10 @@
           </w:tcPr>
           <w:p>
             <w:r>
+              <w:rPr>
+                <w:b/>
+                <w:sz w:val="18"/>
+              </w:rPr>
               <w:t>Evidencia</w:t>
             </w:r>
           </w:p>
@@ -2005,6 +2602,10 @@
           </w:tcPr>
           <w:p>
             <w:r>
+              <w:rPr>
+                <w:b/>
+                <w:sz w:val="18"/>
+              </w:rPr>
               <w:t>Estado</w:t>
             </w:r>
           </w:p>
@@ -2015,6 +2616,10 @@
           </w:tcPr>
           <w:p>
             <w:r>
+              <w:rPr>
+                <w:b/>
+                <w:sz w:val="18"/>
+              </w:rPr>
               <w:t>Artefacto principal</w:t>
             </w:r>
           </w:p>
@@ -2025,6 +2630,10 @@
           </w:tcPr>
           <w:p>
             <w:r>
+              <w:rPr>
+                <w:b/>
+                <w:sz w:val="18"/>
+              </w:rPr>
               <w:t>Acción externa pendiente</w:t>
             </w:r>
           </w:p>
@@ -2037,6 +2646,9 @@
           </w:tcPr>
           <w:p>
             <w:r>
+              <w:rPr>
+                <w:sz w:val="18"/>
+              </w:rPr>
               <w:t>AA1-EV01</w:t>
             </w:r>
           </w:p>
@@ -2047,6 +2659,9 @@
           </w:tcPr>
           <w:p>
             <w:r>
+              <w:rPr>
+                <w:sz w:val="18"/>
+              </w:rPr>
               <w:t>🟢 Prototipo y cuestionario listos</w:t>
             </w:r>
           </w:p>
@@ -2057,7 +2672,17 @@
           </w:tcPr>
           <w:p>
             <w:r>
-              <w:t>4 escenas + `GA5-AA1-EV01_Cuestionario`</w:t>
+              <w:rPr>
+                <w:sz w:val="18"/>
+              </w:rPr>
+              <w:t xml:space="preserve">4 escenas + </w:t>
+            </w:r>
+            <w:r>
+              <w:rPr>
+                <w:rFonts w:ascii="Consolas" w:hAnsi="Consolas"/>
+                <w:sz w:val="18"/>
+              </w:rPr>
+              <w:t>GA5-AA1-EV01_Cuestionario</w:t>
             </w:r>
           </w:p>
         </w:tc>
@@ -2067,6 +2692,9 @@
           </w:tcPr>
           <w:p>
             <w:r>
+              <w:rPr>
+                <w:sz w:val="18"/>
+              </w:rPr>
               <w:t>Enviar a 5 usuarios</w:t>
             </w:r>
           </w:p>
@@ -2079,6 +2707,9 @@
           </w:tcPr>
           <w:p>
             <w:r>
+              <w:rPr>
+                <w:sz w:val="18"/>
+              </w:rPr>
               <w:t>AA2-EV01</w:t>
             </w:r>
           </w:p>
@@ -2089,6 +2720,9 @@
           </w:tcPr>
           <w:p>
             <w:r>
+              <w:rPr>
+                <w:sz w:val="18"/>
+              </w:rPr>
               <w:t>🟢 Informe y analítica listos</w:t>
             </w:r>
           </w:p>
@@ -2099,7 +2733,24 @@
           </w:tcPr>
           <w:p>
             <w:r>
-              <w:t>`GA5-AA2-EV01_Informe_Hallazgos` + `Analitica/`</w:t>
+              <w:rPr>
+                <w:rFonts w:ascii="Consolas" w:hAnsi="Consolas"/>
+                <w:sz w:val="18"/>
+              </w:rPr>
+              <w:t>GA5-AA2-EV01_Informe_Hallazgos</w:t>
+            </w:r>
+            <w:r>
+              <w:rPr>
+                <w:sz w:val="18"/>
+              </w:rPr>
+              <w:t xml:space="preserve"> + </w:t>
+            </w:r>
+            <w:r>
+              <w:rPr>
+                <w:rFonts w:ascii="Consolas" w:hAnsi="Consolas"/>
+                <w:sz w:val="18"/>
+              </w:rPr>
+              <w:t>Analitica/</w:t>
             </w:r>
           </w:p>
         </w:tc>
@@ -2109,6 +2760,9 @@
           </w:tcPr>
           <w:p>
             <w:r>
+              <w:rPr>
+                <w:sz w:val="18"/>
+              </w:rPr>
               <w:t>Completar 2 usuarios reales</w:t>
             </w:r>
           </w:p>
@@ -2121,6 +2775,9 @@
           </w:tcPr>
           <w:p>
             <w:r>
+              <w:rPr>
+                <w:sz w:val="18"/>
+              </w:rPr>
               <w:t>AA3-EV01</w:t>
             </w:r>
           </w:p>
@@ -2131,7 +2788,10 @@
           </w:tcPr>
           <w:p>
             <w:r>
-              <w:t>🟢 Registro y capturas "después"</w:t>
+              <w:rPr>
+                <w:sz w:val="18"/>
+              </w:rPr>
+              <w:t>🟢 Ajustes implementados, verificados y capturados (antes/después)</w:t>
             </w:r>
           </w:p>
         </w:tc>
@@ -2141,7 +2801,24 @@
           </w:tcPr>
           <w:p>
             <w:r>
-              <w:t>`GA5-AA3-EV01_Registro_Cambios` + `Capturas/Despues`</w:t>
+              <w:rPr>
+                <w:rFonts w:ascii="Consolas" w:hAnsi="Consolas"/>
+                <w:sz w:val="18"/>
+              </w:rPr>
+              <w:t>GA5-AA3-EV01_Registro_Cambios</w:t>
+            </w:r>
+            <w:r>
+              <w:rPr>
+                <w:sz w:val="18"/>
+              </w:rPr>
+              <w:t xml:space="preserve"> + </w:t>
+            </w:r>
+            <w:r>
+              <w:rPr>
+                <w:rFonts w:ascii="Consolas" w:hAnsi="Consolas"/>
+                <w:sz w:val="18"/>
+              </w:rPr>
+              <w:t>Capturas/</w:t>
             </w:r>
           </w:p>
         </w:tc>
@@ -2151,7 +2828,10 @@
           </w:tcPr>
           <w:p>
             <w:r>
-              <w:t>Capturar "Antes"</w:t>
+              <w:rPr>
+                <w:sz w:val="18"/>
+              </w:rPr>
+              <w:t>Subir los cambios al repositorio</w:t>
             </w:r>
           </w:p>
         </w:tc>
@@ -2163,6 +2843,9 @@
           </w:tcPr>
           <w:p>
             <w:r>
+              <w:rPr>
+                <w:sz w:val="18"/>
+              </w:rPr>
               <w:t>AA4-EV01</w:t>
             </w:r>
           </w:p>
@@ -2173,6 +2856,9 @@
           </w:tcPr>
           <w:p>
             <w:r>
+              <w:rPr>
+                <w:sz w:val="18"/>
+              </w:rPr>
               <w:t>🟢 Contenido comparativo listo</w:t>
             </w:r>
           </w:p>
@@ -2183,7 +2869,11 @@
           </w:tcPr>
           <w:p>
             <w:r>
-              <w:t>`GA5-AA4-EV01_Infografia_Comparativa`</w:t>
+              <w:rPr>
+                <w:rFonts w:ascii="Consolas" w:hAnsi="Consolas"/>
+                <w:sz w:val="18"/>
+              </w:rPr>
+              <w:t>GA5-AA4-EV01_Infografia_Comparativa</w:t>
             </w:r>
           </w:p>
         </w:tc>
@@ -2193,6 +2883,9 @@
           </w:tcPr>
           <w:p>
             <w:r>
+              <w:rPr>
+                <w:sz w:val="18"/>
+              </w:rPr>
               <w:t>Montar en Canva y compartir</w:t>
             </w:r>
           </w:p>
@@ -2282,7 +2975,7 @@
         <w:t>Verificabilidad:</w:t>
       </w:r>
       <w:r>
-        <w:t xml:space="preserve"> las 14 pruebas automatizadas demuestran que el prototipo</w:t>
+        <w:t xml:space="preserve"> las 40 pruebas automatizadas demuestran que el prototipo</w:t>
       </w:r>
     </w:p>
     <w:p>
